--- a/reports/分析_指标解离_2026-10-02.docx
+++ b/reports/分析_指标解离_2026-10-02.docx
@@ -653,22 +653,113 @@
         <w:pStyle w:val="Heading3"/>
       </w:pPr>
       <w:r>
-        <w:t>2.1 QWK 的确切代数，以及换算率的正确值</w:t>
+        <w:t>2.1 QWK 的确切代数，以及换算率的两种口径</w:t>
       </w:r>
     </w:p>
     <w:p>
-      <w:r>
-        <w:t>QWK 的权重是 $w_{ij}=(i-j)^2/16$。把观测与期望都展开，$1/16$ 约掉，得到一个</w:t>
+      <w:pPr>
+        <w:ind w:left="360"/>
+      </w:pPr>
+      <w:r>
+        <w:rPr>
+          <w:b/>
+          <w:i/>
+          <w:color w:val="555555"/>
+        </w:rPr>
+        <w:t>2026-10-02 修订。</w:t>
+      </w:r>
+      <w:r>
+        <w:rPr>
+          <w:i/>
+          <w:color w:val="555555"/>
+        </w:rPr>
+        <w:t xml:space="preserve"> 本节原先写"代数值是 $d^2$，台账 §6.3 的 3:1 是错的"，</w:t>
       </w:r>
     </w:p>
     <w:p>
-      <w:r>
-        <w:t>对本节全部论证足够的精确形式：</w:t>
+      <w:pPr>
+        <w:ind w:left="360"/>
+      </w:pPr>
+      <w:r>
+        <w:rPr>
+          <w:i/>
+          <w:color w:val="555555"/>
+        </w:rPr>
+        <w:t>并给了一个数值盈亏平衡点 5.6 / 10.5。</w:t>
+      </w:r>
+      <w:r>
+        <w:rPr>
+          <w:b/>
+          <w:i/>
+          <w:color w:val="555555"/>
+        </w:rPr>
+        <w:t>这两点都要改</w:t>
+      </w:r>
+      <w:r>
+        <w:rPr>
+          <w:i/>
+          <w:color w:val="555555"/>
+        </w:rPr>
+        <w:t>：3:1 在</w:t>
+      </w:r>
+      <w:r>
+        <w:rPr>
+          <w:b/>
+          <w:i/>
+          <w:color w:val="555555"/>
+        </w:rPr>
+        <w:t>折算口径</w:t>
+      </w:r>
+      <w:r>
+        <w:rPr>
+          <w:i/>
+          <w:color w:val="555555"/>
+        </w:rPr>
+        <w:t>下</w:t>
       </w:r>
     </w:p>
     <w:p>
-      <w:r>
-        <w:t>$$\mathrm{QWK} = 1 - \frac{\sum_i(\hat y_i-y_i)^2}{S_2+T_2-2S_1T_1/N}$$</w:t>
+      <w:pPr>
+        <w:ind w:left="360"/>
+      </w:pPr>
+      <w:r>
+        <w:rPr>
+          <w:i/>
+          <w:color w:val="555555"/>
+        </w:rPr>
+        <w:t>是对的，而 5.6 / 10.5 并不是"真实的盈亏平衡点"。完整推导与八格核验表现在在</w:t>
+      </w:r>
+    </w:p>
+    <w:p>
+      <w:pPr>
+        <w:ind w:left="360"/>
+      </w:pPr>
+      <w:r>
+        <w:rPr>
+          <w:i/>
+          <w:color w:val="555555"/>
+        </w:rPr>
+        <w:t>台账 §6.3，本节只保留本文论证所需的部分。</w:t>
+      </w:r>
+    </w:p>
+    <w:p>
+      <w:r>
+        <w:t>QWK 的权重是 $w_{ij}=(i-j)^2/16$。把观测与期望都展开，$1/16$ 约掉，得到一个</w:t>
+      </w:r>
+    </w:p>
+    <w:p>
+      <w:r>
+        <w:t>对本节全部论证足够的精确形式：</w:t>
+      </w:r>
+    </w:p>
+    <w:p>
+      <w:r>
+        <w:t>$$\mathrm{QWK} = 1 - \frac{\mathrm{SSE}}{D},\qquad</w:t>
+      </w:r>
+    </w:p>
+    <w:p>
+      <w:r>
+        <w:t>\mathrm{SSE}=\sum_i(\hat y_i-y_i)^2,\qquad D = S_2+T_2-\frac{2S_1T_1}{N}$$</w:t>
       </w:r>
     </w:p>
     <w:p>
@@ -686,7 +777,18 @@
     </w:p>
     <w:p>
       <w:r>
-        <w:t>于是"修掉一次远端误判，可以换多少次邻级误判而 QWK 不变"有确切答案：</w:t>
+        <w:t>于是"修掉一次远端误判，可以换多少次邻级误判而 QWK 不变"有确切答案，</w:t>
+      </w:r>
+    </w:p>
+    <w:p>
+      <w:r>
+        <w:rPr>
+          <w:b/>
+        </w:rPr>
+        <w:t>但答案取决于问法</w:t>
+      </w:r>
+      <w:r>
+        <w:t>——而这正是本文与台账 §6.3 之间那处"矛盾"的全部内容：</w:t>
       </w:r>
     </w:p>
     <w:tbl>
@@ -696,61 +798,75 @@
         <w:tblLook w:firstColumn="1" w:firstRow="1" w:lastColumn="0" w:lastRow="0" w:noHBand="0" w:noVBand="1" w:val="04A0"/>
       </w:tblPr>
       <w:tblGrid>
-        <w:gridCol w:w="2160"/>
-        <w:gridCol w:w="2160"/>
-        <w:gridCol w:w="2160"/>
-        <w:gridCol w:w="2160"/>
+        <w:gridCol w:w="1728"/>
+        <w:gridCol w:w="1728"/>
+        <w:gridCol w:w="1728"/>
+        <w:gridCol w:w="1728"/>
+        <w:gridCol w:w="1728"/>
       </w:tblGrid>
       <w:tr>
         <w:tc>
           <w:tcPr>
-            <w:tcW w:type="dxa" w:w="2160"/>
+            <w:tcW w:type="dxa" w:w="1728"/>
           </w:tcPr>
           <w:p>
             <w:r>
               <w:rPr>
                 <w:b/>
               </w:rPr>
-              <w:t>远端误判</w:t>
+              <w:t>口径</w:t>
             </w:r>
           </w:p>
         </w:tc>
         <w:tc>
           <w:tcPr>
-            <w:tcW w:type="dxa" w:w="2160"/>
+            <w:tcW w:type="dxa" w:w="1728"/>
           </w:tcPr>
           <w:p>
             <w:r>
               <w:rPr>
                 <w:b/>
               </w:rPr>
-              <w:t>分子代价</w:t>
+              <w:t>问的问题</w:t>
             </w:r>
           </w:p>
         </w:tc>
         <w:tc>
           <w:tcPr>
-            <w:tcW w:type="dxa" w:w="2160"/>
+            <w:tcW w:type="dxa" w:w="1728"/>
           </w:tcPr>
           <w:p>
             <w:r>
               <w:rPr>
                 <w:b/>
               </w:rPr>
-              <w:t>换算率（可换的邻级误判数）</w:t>
+              <w:t>换算率</w:t>
             </w:r>
           </w:p>
         </w:tc>
         <w:tc>
           <w:tcPr>
-            <w:tcW w:type="dxa" w:w="2160"/>
+            <w:tcW w:type="dxa" w:w="1728"/>
           </w:tcPr>
           <w:p>
             <w:r>
               <w:rPr>
                 <w:b/>
               </w:rPr>
-              <w:t>台账 §6.3 写的</w:t>
+              <w:t>$d=2$</w:t>
+            </w:r>
+          </w:p>
+        </w:tc>
+        <w:tc>
+          <w:tcPr>
+            <w:tcW w:type="dxa" w:w="1728"/>
+          </w:tcPr>
+          <w:p>
+            <w:r>
+              <w:rPr>
+                <w:b/>
+              </w:rPr>
+              <w:t>$d=3$</w:t>
             </w:r>
           </w:p>
         </w:tc>
@@ -758,27 +874,40 @@
       <w:tr>
         <w:tc>
           <w:tcPr>
-            <w:tcW w:type="dxa" w:w="2160"/>
+            <w:tcW w:type="dxa" w:w="1728"/>
           </w:tcPr>
           <w:p>
             <w:r>
-              <w:t>$d=2$</w:t>
+              <w:rPr>
+                <w:b/>
+              </w:rPr>
+              <w:t>消除（eliminate）</w:t>
             </w:r>
           </w:p>
         </w:tc>
         <w:tc>
           <w:tcPr>
-            <w:tcW w:type="dxa" w:w="2160"/>
+            <w:tcW w:type="dxa" w:w="1728"/>
           </w:tcPr>
           <w:p>
             <w:r>
-              <w:t>4</w:t>
+              <w:t>彻底消除一次距离-$d$ 误判，能换几次邻级误判？</w:t>
             </w:r>
           </w:p>
         </w:tc>
         <w:tc>
           <w:tcPr>
-            <w:tcW w:type="dxa" w:w="2160"/>
+            <w:tcW w:type="dxa" w:w="1728"/>
+          </w:tcPr>
+          <w:p>
+            <w:r>
+              <w:t>$d^2$</w:t>
+            </w:r>
+          </w:p>
+        </w:tc>
+        <w:tc>
+          <w:tcPr>
+            <w:tcW w:type="dxa" w:w="1728"/>
           </w:tcPr>
           <w:p>
             <w:r>
@@ -791,39 +920,7 @@
         </w:tc>
         <w:tc>
           <w:tcPr>
-            <w:tcW w:type="dxa" w:w="2160"/>
-          </w:tcPr>
-          <w:p>
-            <w:r>
-              <w:t>~3</w:t>
-            </w:r>
-          </w:p>
-        </w:tc>
-      </w:tr>
-      <w:tr>
-        <w:tc>
-          <w:tcPr>
-            <w:tcW w:type="dxa" w:w="2160"/>
-          </w:tcPr>
-          <w:p>
-            <w:r>
-              <w:t>$d=3$</w:t>
-            </w:r>
-          </w:p>
-        </w:tc>
-        <w:tc>
-          <w:tcPr>
-            <w:tcW w:type="dxa" w:w="2160"/>
-          </w:tcPr>
-          <w:p>
-            <w:r>
-              <w:t>9</w:t>
-            </w:r>
-          </w:p>
-        </w:tc>
-        <w:tc>
-          <w:tcPr>
-            <w:tcW w:type="dxa" w:w="2160"/>
+            <w:tcW w:type="dxa" w:w="1728"/>
           </w:tcPr>
           <w:p>
             <w:r>
@@ -834,58 +931,64 @@
             </w:r>
           </w:p>
         </w:tc>
-        <w:tc>
-          <w:tcPr>
-            <w:tcW w:type="dxa" w:w="2160"/>
-          </w:tcPr>
-          <w:p>
-            <w:r>
-              <w:t>~3</w:t>
-            </w:r>
-          </w:p>
-        </w:tc>
       </w:tr>
       <w:tr>
         <w:tc>
           <w:tcPr>
-            <w:tcW w:type="dxa" w:w="2160"/>
-          </w:tcPr>
-          <w:p>
-            <w:r>
-              <w:t>$d=4$</w:t>
-            </w:r>
-          </w:p>
-        </w:tc>
-        <w:tc>
-          <w:tcPr>
-            <w:tcW w:type="dxa" w:w="2160"/>
-          </w:tcPr>
-          <w:p>
-            <w:r>
-              <w:t>16</w:t>
-            </w:r>
-          </w:p>
-        </w:tc>
-        <w:tc>
-          <w:tcPr>
-            <w:tcW w:type="dxa" w:w="2160"/>
+            <w:tcW w:type="dxa" w:w="1728"/>
           </w:tcPr>
           <w:p>
             <w:r>
               <w:rPr>
                 <w:b/>
               </w:rPr>
-              <w:t>16</w:t>
+              <w:t>折算（convert）</w:t>
             </w:r>
           </w:p>
         </w:tc>
         <w:tc>
           <w:tcPr>
-            <w:tcW w:type="dxa" w:w="2160"/>
+            <w:tcW w:type="dxa" w:w="1728"/>
           </w:tcPr>
           <w:p>
             <w:r>
-              <w:t>~3</w:t>
+              <w:t>把一次距离-$d$ 误判折算成一次邻级误判，腾出的预算够再加几次？</w:t>
+            </w:r>
+          </w:p>
+        </w:tc>
+        <w:tc>
+          <w:tcPr>
+            <w:tcW w:type="dxa" w:w="1728"/>
+          </w:tcPr>
+          <w:p>
+            <w:r>
+              <w:t>$d^2-1$</w:t>
+            </w:r>
+          </w:p>
+        </w:tc>
+        <w:tc>
+          <w:tcPr>
+            <w:tcW w:type="dxa" w:w="1728"/>
+          </w:tcPr>
+          <w:p>
+            <w:r>
+              <w:rPr>
+                <w:b/>
+              </w:rPr>
+              <w:t>3</w:t>
+            </w:r>
+          </w:p>
+        </w:tc>
+        <w:tc>
+          <w:tcPr>
+            <w:tcW w:type="dxa" w:w="1728"/>
+          </w:tcPr>
+          <w:p>
+            <w:r>
+              <w:rPr>
+                <w:b/>
+              </w:rPr>
+              <w:t>8</w:t>
             </w:r>
           </w:p>
         </w:tc>
@@ -894,51 +997,7 @@
     <w:p/>
     <w:p>
       <w:r>
-        <w:t>分母 $T_2,T_1$ 也会随预测分布变化，所以换算率不是严格的 $d^2$。</w:t>
-      </w:r>
-    </w:p>
-    <w:p>
-      <w:r>
-        <w:t>实测这项反馈很小：把 2% / 5% / 10% 的极端</w:t>
-      </w:r>
-      <w:r>
-        <w:rPr>
-          <w:b/>
-        </w:rPr>
-        <w:t>预测</w:t>
-      </w:r>
-      <w:r>
-        <w:t>各向内收一步，</w:t>
-      </w:r>
-    </w:p>
-    <w:p>
-      <w:r>
-        <w:t xml:space="preserve">分母只移动 </w:t>
-      </w:r>
-      <w:r>
-        <w:rPr>
-          <w:b/>
-        </w:rPr>
-        <w:t>−0.4% / −1.0% / −1.7%</w:t>
-      </w:r>
-      <w:r>
-        <w:t>；在 Messidor-2 的边际上做 200 次</w:t>
-      </w:r>
-    </w:p>
-    <w:p>
-      <w:r>
-        <w:t xml:space="preserve">随机置换的数值核对给出的实际盈亏平衡点是 </w:t>
-      </w:r>
-      <w:r>
-        <w:rPr>
-          <w:b/>
-        </w:rPr>
-        <w:t>d=2 → 5.6 次、d=3 → 10.5 次</w:t>
-      </w:r>
-    </w:p>
-    <w:p>
-      <w:r>
-        <w:t>（略高于 $d^2$，因为修掉远端误判本身也会轻微抬高分母）。</w:t>
+        <w:t>两者都对，差别只在"折算出来的那一次邻级误判算不算在额度里"。</w:t>
       </w:r>
     </w:p>
     <w:p>
@@ -958,7 +1017,14 @@
           <w:i/>
           <w:color w:val="555555"/>
         </w:rPr>
-        <w:t>与台账 §6.3 的差异，须由台账 owner 决定怎么处理。</w:t>
+        <w:t>台账 §6.3 的 "3:1" 在折算口径下是精确正确的</w:t>
+      </w:r>
+      <w:r>
+        <w:rPr>
+          <w:i/>
+          <w:color w:val="555555"/>
+        </w:rPr>
+        <w:t>（$d^2-1=3$，$d=2$）。</w:t>
       </w:r>
     </w:p>
     <w:p>
@@ -970,7 +1036,7 @@
           <w:i/>
           <w:color w:val="555555"/>
         </w:rPr>
-        <w:t xml:space="preserve">§6.3 写的是"远端误判（$d\ge3$）折算成邻级误判约为 </w:t>
+        <w:t xml:space="preserve">它唯一的笔误是标注成 "$d\ge3$"：折算口径下 $d=3$ 是 </w:t>
       </w:r>
       <w:r>
         <w:rPr>
@@ -978,14 +1044,14 @@
           <w:i/>
           <w:color w:val="555555"/>
         </w:rPr>
-        <w:t>3:1</w:t>
+        <w:t>8</w:t>
       </w:r>
       <w:r>
         <w:rPr>
           <w:i/>
           <w:color w:val="555555"/>
         </w:rPr>
-        <w:t>"，</w:t>
+        <w:t>。</w:t>
       </w:r>
     </w:p>
     <w:p>
@@ -994,10 +1060,30 @@
       </w:pPr>
       <w:r>
         <w:rPr>
+          <w:b/>
           <w:i/>
           <w:color w:val="555555"/>
         </w:rPr>
-        <w:t xml:space="preserve">而 QWK 的代数给出 </w:t>
+        <w:t>本文用的是折算口径</w:t>
+      </w:r>
+      <w:r>
+        <w:rPr>
+          <w:i/>
+          <w:color w:val="555555"/>
+        </w:rPr>
+        <w:t>——§2.3 的机制正是"把远端误判折算成邻级误判"——</w:t>
+      </w:r>
+    </w:p>
+    <w:p>
+      <w:pPr>
+        <w:ind w:left="360"/>
+      </w:pPr>
+      <w:r>
+        <w:rPr>
+          <w:i/>
+          <w:color w:val="555555"/>
+        </w:rPr>
+        <w:t xml:space="preserve">所以本文应当用 </w:t>
       </w:r>
       <w:r>
         <w:rPr>
@@ -1005,29 +1091,14 @@
           <w:i/>
           <w:color w:val="555555"/>
         </w:rPr>
-        <w:t>9:1</w:t>
+        <w:t>3:1（$d=2$）/ 8:1（$d=3$）</w:t>
       </w:r>
       <w:r>
         <w:rPr>
           <w:i/>
           <w:color w:val="555555"/>
         </w:rPr>
-        <w:t xml:space="preserve">（$d=3$）与 </w:t>
-      </w:r>
-      <w:r>
-        <w:rPr>
-          <w:b/>
-          <w:i/>
-          <w:color w:val="555555"/>
-        </w:rPr>
-        <w:t>4:1</w:t>
-      </w:r>
-      <w:r>
-        <w:rPr>
-          <w:i/>
-          <w:color w:val="555555"/>
-        </w:rPr>
-        <w:t>（$d=2$）。</w:t>
+        <w:t>，而不是此前用的 4:1 / 9:1。</w:t>
       </w:r>
     </w:p>
     <w:p>
@@ -1036,18 +1107,10 @@
       </w:pPr>
       <w:r>
         <w:rPr>
-          <w:b/>
           <w:i/>
           <w:color w:val="555555"/>
         </w:rPr>
-        <w:t>差异的方向对本文有利但对 §6.3 的原用途不利</w:t>
-      </w:r>
-      <w:r>
-        <w:rPr>
-          <w:i/>
-          <w:color w:val="555555"/>
-        </w:rPr>
-        <w:t>：</w:t>
+        <w:t>口径已在台账 §6.3 写死，并由</w:t>
       </w:r>
     </w:p>
     <w:p>
@@ -1056,10 +1119,11 @@
       </w:pPr>
       <w:r>
         <w:rPr>
+          <w:rFonts w:ascii="Menlo" w:hAnsi="Menlo"/>
           <w:i/>
           <w:color w:val="555555"/>
         </w:rPr>
-        <w:t>换算率越大，QWK 对"远端换邻级"越宽容，所以</w:t>
+        <w:t>tests/test_pipeline.py::test_qwk_far_to_adjacent_exchange_rate_is_d_squared_and_d_squared_minus_one</w:t>
       </w:r>
     </w:p>
     <w:p>
@@ -1071,70 +1135,173 @@
           <w:i/>
           <w:color w:val="555555"/>
         </w:rPr>
-        <w:t>① §2.3 的机制假设比 3:1 下更可信（向中心收缩更划算）；</w:t>
+        <w:t>钉住（D 中性扰动下四格精确成立，$|\Delta\mathrm{QWK}|&lt;10^{-12}$）。</w:t>
       </w:r>
     </w:p>
     <w:p>
-      <w:pPr>
-        <w:ind w:left="360"/>
-      </w:pPr>
       <w:r>
         <w:rPr>
-          <w:i/>
-          <w:color w:val="555555"/>
+          <w:b/>
         </w:rPr>
-        <w:t>② 但 §6.3 用这个常数解释的是"C1 降低了远端误判、QWK 却不动"——</w:t>
+        <w:t>撤回此前的 5.6 / 10.5。</w:t>
+      </w:r>
+      <w:r>
+        <w:t xml:space="preserve"> 原文称数值盈亏平衡点"略高于 $d^2$"，理由是</w:t>
       </w:r>
     </w:p>
     <w:p>
-      <w:pPr>
-        <w:ind w:left="360"/>
-      </w:pPr>
-      <w:r>
-        <w:rPr>
-          <w:i/>
-          <w:color w:val="555555"/>
-        </w:rPr>
-        <w:t>在 9:1 下这需要邻级误判增加得</w:t>
+      <w:r>
+        <w:t>"修掉远端误判本身也会轻微抬高分母"，并引分母反馈 −0.4%~−1.7% 为证。</w:t>
+      </w:r>
+    </w:p>
+    <w:p>
+      <w:r>
+        <w:t>重新核验后三点都要改：</w:t>
+      </w:r>
+    </w:p>
+    <w:p>
+      <w:r>
+        <w:t xml:space="preserve">1. </w:t>
       </w:r>
       <w:r>
         <w:rPr>
           <w:b/>
-          <w:i/>
-          <w:color w:val="555555"/>
         </w:rPr>
-        <w:t>比原文说的多 3 倍</w:t>
-      </w:r>
-      <w:r>
-        <w:rPr>
-          <w:i/>
-          <w:color w:val="555555"/>
-        </w:rPr>
-        <w:t>才能抵消，</w:t>
+        <w:t>两个数不是"真实盈亏平衡点"，而是一种未声明构造下的结果。</w:t>
+      </w:r>
+      <w:r>
+        <w:t xml:space="preserve"> 在 Messidor-2</w:t>
       </w:r>
     </w:p>
     <w:p>
-      <w:pPr>
-        <w:ind w:left="360"/>
-      </w:pPr>
-      <w:r>
-        <w:rPr>
-          <w:i/>
-          <w:color w:val="555555"/>
-        </w:rPr>
-        <w:t>该段的定量结论因此需要重算。本文不修改台账，仅登记（见 §8）。</w:t>
+      <w:r>
+        <w:t xml:space="preserve">   边际上用"消除口径 + E 重算 + 补偿不漂移预测均值"得到 5.40 ± 0.61 与</w:t>
       </w:r>
     </w:p>
     <w:p>
-      <w:pPr>
-        <w:ind w:left="360"/>
-      </w:pPr>
+      <w:r>
+        <w:t xml:space="preserve">   11.45 ± 0.78，5.6 与 10.5 都落在该区间内 —— 所以原数字</w:t>
+      </w:r>
       <w:r>
         <w:rPr>
-          <w:i/>
-          <w:color w:val="555555"/>
+          <w:b/>
         </w:rPr>
-        <w:t>本文自身的全部论证都用代数值 4:1 / 9:1，不依赖 3:1。</w:t>
+        <w:t>可复现</w:t>
+      </w:r>
+      <w:r>
+        <w:t>。</w:t>
+      </w:r>
+    </w:p>
+    <w:p>
+      <w:r>
+        <w:t xml:space="preserve">   但换成同样站得住的"补偿按类频率抽"，同一套机器给 3.39 ± 0.37 与 7.18 ± 0.57，</w:t>
+      </w:r>
+    </w:p>
+    <w:p>
+      <w:r>
+        <w:t xml:space="preserve">   </w:t>
+      </w:r>
+      <w:r>
+        <w:rPr>
+          <w:b/>
+        </w:rPr>
+        <w:t>低于</w:t>
+      </w:r>
+      <w:r>
+        <w:t xml:space="preserve"> $d^2$。符号本身依赖未声明的建模选择，因此不存在"那个"数值平衡点。</w:t>
+      </w:r>
+    </w:p>
+    <w:p>
+      <w:r>
+        <w:t xml:space="preserve">2. </w:t>
+      </w:r>
+      <w:r>
+        <w:rPr>
+          <w:b/>
+        </w:rPr>
+        <w:t>"略高于 $d^2$"的因果解释是错的。</w:t>
+      </w:r>
+      <w:r>
+        <w:t xml:space="preserve"> 换算率对基线 QWK 的敏感性一阶于</w:t>
+      </w:r>
+    </w:p>
+    <w:p>
+      <w:r>
+        <w:t xml:space="preserve">   $1-\mathrm{QWK}_0\approx0.37$，与"分母移动 2%"量级无关；把两者并列是推理错误</w:t>
+      </w:r>
+    </w:p>
+    <w:p>
+      <w:r>
+        <w:t xml:space="preserve">   （这正是本文此前自相矛盾之处：不到 2% 的分母效应推不出 +40% 的平衡点偏移）。</w:t>
+      </w:r>
+    </w:p>
+    <w:p>
+      <w:r>
+        <w:t xml:space="preserve">   真正的驱动量是扰动把预测边际的</w:t>
+      </w:r>
+      <w:r>
+        <w:rPr>
+          <w:b/>
+        </w:rPr>
+        <w:t>一、二阶矩</w:t>
+      </w:r>
+      <w:r>
+        <w:t>推向哪边。</w:t>
+      </w:r>
+    </w:p>
+    <w:p>
+      <w:r>
+        <w:t xml:space="preserve">3. </w:t>
+      </w:r>
+      <w:r>
+        <w:rPr>
+          <w:b/>
+        </w:rPr>
+        <w:t>存在一个精确不变量，它才是可引用的。</w:t>
+      </w:r>
+      <w:r>
+        <w:t xml:space="preserve"> 若扰动同时保持 $T_1$ 与 $T_2$</w:t>
+      </w:r>
+    </w:p>
+    <w:p>
+      <w:r>
+        <w:t xml:space="preserve">   （$\Delta D=0$，称 D 中性），则 E 重算与 E 冻结完全重合，换算率精确等于</w:t>
+      </w:r>
+    </w:p>
+    <w:p>
+      <w:r>
+        <w:t xml:space="preserve">   $d^2$ / $d^2-1$，且</w:t>
+      </w:r>
+      <w:r>
+        <w:rPr>
+          <w:b/>
+        </w:rPr>
+        <w:t>与 $\mathrm{QWK}_0$ 无关</w:t>
+      </w:r>
+      <w:r>
+        <w:t>。</w:t>
+      </w:r>
+    </w:p>
+    <w:p>
+      <w:r>
+        <w:rPr>
+          <w:b/>
+        </w:rPr>
+        <w:t>本文此后一律用折算口径的 3:1（$d=2$）与 8:1（$d=3$）</w:t>
+      </w:r>
+      <w:r>
+        <w:t>，并且只把它们当作</w:t>
+      </w:r>
+    </w:p>
+    <w:p>
+      <w:r>
+        <w:rPr>
+          <w:b/>
+        </w:rPr>
+        <w:t>门槛</w:t>
+      </w:r>
+      <w:r>
+        <w:t>（越大越难靠"远端换邻级"赚到 QWK），不当作预算。</w:t>
       </w:r>
     </w:p>
     <w:p>
@@ -1522,7 +1689,7 @@
           <w:i/>
           <w:color w:val="555555"/>
         </w:rPr>
-        <w:t>（可由任意一次 $d\ge2$ 的修复以 4:1 或 9:1 的比价买回），</w:t>
+        <w:t>（可由任意一次 $d\ge2$ 的折算以 3:1 或 8:1 的比价买回），</w:t>
       </w:r>
     </w:p>
     <w:p>
@@ -1847,6 +2014,207 @@
       </w:pPr>
       <w:r>
         <w:t>3. 内部一致性核对：1.22 pp 与 0.0305 对得上吗</w:t>
+      </w:r>
+    </w:p>
+    <w:p>
+      <w:pPr>
+        <w:ind w:left="360"/>
+      </w:pPr>
+      <w:r>
+        <w:rPr>
+          <w:i/>
+          <w:color w:val="555555"/>
+        </w:rPr>
+        <w:t xml:space="preserve">✅ </w:t>
+      </w:r>
+      <w:r>
+        <w:rPr>
+          <w:b/>
+          <w:i/>
+          <w:color w:val="555555"/>
+        </w:rPr>
+        <w:t>本节不依赖 §2.1 的换算率，一个字都不依赖。</w:t>
+      </w:r>
+      <w:r>
+        <w:rPr>
+          <w:i/>
+          <w:color w:val="555555"/>
+        </w:rPr>
+        <w:t xml:space="preserve"> 这一点重要到必须先说，</w:t>
+      </w:r>
+    </w:p>
+    <w:p>
+      <w:pPr>
+        <w:ind w:left="360"/>
+      </w:pPr>
+      <w:r>
+        <w:rPr>
+          <w:i/>
+          <w:color w:val="555555"/>
+        </w:rPr>
+        <w:t>因为 §2.1 的常数刚刚被改过（4:1/9:1 → 3:1/8:1），而本节的结论</w:t>
+      </w:r>
+      <w:r>
+        <w:rPr>
+          <w:b/>
+          <w:i/>
+          <w:color w:val="555555"/>
+        </w:rPr>
+        <w:t>完全不变</w:t>
+      </w:r>
+      <w:r>
+        <w:rPr>
+          <w:i/>
+          <w:color w:val="555555"/>
+        </w:rPr>
+        <w:t>。</w:t>
+      </w:r>
+    </w:p>
+    <w:p>
+      <w:pPr>
+        <w:ind w:left="360"/>
+      </w:pPr>
+      <w:r>
+        <w:rPr>
+          <w:i/>
+          <w:color w:val="555555"/>
+        </w:rPr>
+        <w:t>理由是本节用的是</w:t>
+      </w:r>
+      <w:r>
+        <w:rPr>
+          <w:b/>
+          <w:i/>
+          <w:color w:val="555555"/>
+        </w:rPr>
+        <w:t>尾和恒等式</w:t>
+      </w:r>
+    </w:p>
+    <w:p>
+      <w:pPr>
+        <w:ind w:left="360"/>
+      </w:pPr>
+      <w:r>
+        <w:rPr>
+          <w:i/>
+          <w:color w:val="555555"/>
+        </w:rPr>
+        <w:t>$\mathrm{MAE}=P_1+P_2+P_3+P_4$ ——它是误差跨度分布上的一个恒等式，</w:t>
+      </w:r>
+    </w:p>
+    <w:p>
+      <w:pPr>
+        <w:ind w:left="360"/>
+      </w:pPr>
+      <w:r>
+        <w:rPr>
+          <w:i/>
+          <w:color w:val="555555"/>
+        </w:rPr>
+        <w:t xml:space="preserve">每一跨度的权重都是 </w:t>
+      </w:r>
+      <w:r>
+        <w:rPr>
+          <w:b/>
+          <w:i/>
+          <w:color w:val="555555"/>
+        </w:rPr>
+        <w:t>1</w:t>
+      </w:r>
+      <w:r>
+        <w:rPr>
+          <w:i/>
+          <w:color w:val="555555"/>
+        </w:rPr>
+        <w:t>，与 QWK 的 $(i-j)^2$ 权重毫无关系。</w:t>
+      </w:r>
+    </w:p>
+    <w:p>
+      <w:pPr>
+        <w:ind w:left="360"/>
+      </w:pPr>
+      <w:r>
+        <w:rPr>
+          <w:i/>
+          <w:color w:val="555555"/>
+        </w:rPr>
+        <w:t>具体地：0.0122 的下界来自"1.22 pp 的例子从 $d=2$ 落到 $d=1$，每例 MAE 减 1 格"，</w:t>
+      </w:r>
+    </w:p>
+    <w:p>
+      <w:pPr>
+        <w:ind w:left="360"/>
+      </w:pPr>
+      <w:r>
+        <w:rPr>
+          <w:i/>
+          <w:color w:val="555555"/>
+        </w:rPr>
+        <w:t>这是</w:t>
+      </w:r>
+      <w:r>
+        <w:rPr>
+          <w:b/>
+          <w:i/>
+          <w:color w:val="555555"/>
+        </w:rPr>
+        <w:t>计数</w:t>
+      </w:r>
+      <w:r>
+        <w:rPr>
+          <w:i/>
+          <w:color w:val="555555"/>
+        </w:rPr>
+        <w:t>；2.50 倍、残差 0.0183、推论 $\Delta P(\!=\!2)\ge+0.0061$ 与</w:t>
+      </w:r>
+    </w:p>
+    <w:p>
+      <w:pPr>
+        <w:ind w:left="360"/>
+      </w:pPr>
+      <w:r>
+        <w:rPr>
+          <w:i/>
+          <w:color w:val="555555"/>
+        </w:rPr>
+        <w:t>$\Delta P_3\le-0.0183$ 同样全是计数。§4 的例数核验（7.4 例 vs 单臂 SE 9.7 例）</w:t>
+      </w:r>
+    </w:p>
+    <w:p>
+      <w:pPr>
+        <w:ind w:left="360"/>
+      </w:pPr>
+      <w:r>
+        <w:rPr>
+          <w:i/>
+          <w:color w:val="555555"/>
+        </w:rPr>
+        <w:t>也只用二项抽样，不用权重。</w:t>
+      </w:r>
+    </w:p>
+    <w:p>
+      <w:pPr>
+        <w:ind w:left="360"/>
+      </w:pPr>
+      <w:r>
+        <w:rPr>
+          <w:b/>
+          <w:i/>
+          <w:color w:val="555555"/>
+        </w:rPr>
+        <w:t>所以无论换算率是 3、4、8 还是 9，本节与 §4 的判定（未证实）都原样成立。</w:t>
+      </w:r>
+    </w:p>
+    <w:p>
+      <w:pPr>
+        <w:ind w:left="360"/>
+      </w:pPr>
+      <w:r>
+        <w:rPr>
+          <w:i/>
+          <w:color w:val="555555"/>
+        </w:rPr>
+        <w:t>换算率只进入 §2 的机制叙事（哪种误判更便宜），不进入任何算术。</w:t>
       </w:r>
     </w:p>
     <w:p>
@@ -3404,6 +3772,205 @@
     <w:p>
       <w:r>
         <w:t>QWK 根本看不见 7 例。两个端点真正开始互相为难，需要翻转量级大一个数量级。</w:t>
+      </w:r>
+    </w:p>
+    <w:p>
+      <w:pPr>
+        <w:ind w:left="360"/>
+      </w:pPr>
+      <w:r>
+        <w:rPr>
+          <w:i/>
+          <w:color w:val="555555"/>
+        </w:rPr>
+        <w:t xml:space="preserve">📌 </w:t>
+      </w:r>
+      <w:r>
+        <w:rPr>
+          <w:b/>
+          <w:i/>
+          <w:color w:val="555555"/>
+        </w:rPr>
+        <w:t>这里的 3760.5 是保守（偏大）的一侧，所以上表可以照用。</w:t>
+      </w:r>
+    </w:p>
+    <w:p>
+      <w:pPr>
+        <w:ind w:left="360"/>
+      </w:pPr>
+      <w:r>
+        <w:rPr>
+          <w:i/>
+          <w:color w:val="555555"/>
+        </w:rPr>
+        <w:t>$D=2(S_2-S_1^2/N)$ 只在</w:t>
+      </w:r>
+      <w:r>
+        <w:rPr>
+          <w:b/>
+          <w:i/>
+          <w:color w:val="555555"/>
+        </w:rPr>
+        <w:t>预测边际恰好等于真实边际</w:t>
+      </w:r>
+      <w:r>
+        <w:rPr>
+          <w:i/>
+          <w:color w:val="555555"/>
+        </w:rPr>
+        <w:t>时成立；真实模型的预测</w:t>
+      </w:r>
+    </w:p>
+    <w:p>
+      <w:pPr>
+        <w:ind w:left="360"/>
+      </w:pPr>
+      <w:r>
+        <w:rPr>
+          <w:i/>
+          <w:color w:val="555555"/>
+        </w:rPr>
+        <w:t>比真值更分散（$T_2&gt;S_2$），$D$ 因此更大。台账 §6.3 用实测 MAE 0.4928 与</w:t>
+      </w:r>
+    </w:p>
+    <w:p>
+      <w:pPr>
+        <w:ind w:left="360"/>
+      </w:pPr>
+      <w:r>
+        <w:rPr>
+          <w:i/>
+          <w:color w:val="555555"/>
+        </w:rPr>
+        <w:t>≥2 级误判 0.1393 约束出的自洽基线给 $D\approx5390$，对应一次邻级误判</w:t>
+      </w:r>
+    </w:p>
+    <w:p>
+      <w:pPr>
+        <w:ind w:left="360"/>
+      </w:pPr>
+      <w:r>
+        <w:rPr>
+          <w:i/>
+          <w:color w:val="555555"/>
+        </w:rPr>
+        <w:t xml:space="preserve">$1.85\times10^{-4}$ QWK，7.4 例只值 </w:t>
+      </w:r>
+      <w:r>
+        <w:rPr>
+          <w:b/>
+          <w:i/>
+          <w:color w:val="555555"/>
+        </w:rPr>
+        <w:t>0.0014</w:t>
+      </w:r>
+      <w:r>
+        <w:rPr>
+          <w:i/>
+          <w:color w:val="555555"/>
+        </w:rPr>
+        <w:t xml:space="preserve"> 而不是 0.0020。</w:t>
+      </w:r>
+    </w:p>
+    <w:p>
+      <w:pPr>
+        <w:ind w:left="360"/>
+      </w:pPr>
+      <w:r>
+        <w:rPr>
+          <w:i/>
+          <w:color w:val="555555"/>
+        </w:rPr>
+        <w:t>两个数都远小于 $\sigma_d$，判定不变；本节保留 0.0020 这个</w:t>
+      </w:r>
+      <w:r>
+        <w:rPr>
+          <w:b/>
+          <w:i/>
+          <w:color w:val="555555"/>
+        </w:rPr>
+        <w:t>更不利于本文结论</w:t>
+      </w:r>
+    </w:p>
+    <w:p>
+      <w:pPr>
+        <w:ind w:left="360"/>
+      </w:pPr>
+      <w:r>
+        <w:rPr>
+          <w:i/>
+          <w:color w:val="555555"/>
+        </w:rPr>
+        <w:t xml:space="preserve">的取值。顺带一提：同一组约束下该基线的 QWK 是 </w:t>
+      </w:r>
+      <w:r>
+        <w:rPr>
+          <w:b/>
+          <w:i/>
+          <w:color w:val="555555"/>
+        </w:rPr>
+        <w:t>0.63 左右</w:t>
+      </w:r>
+      <w:r>
+        <w:rPr>
+          <w:i/>
+          <w:color w:val="555555"/>
+        </w:rPr>
+        <w:t>，</w:t>
+      </w:r>
+    </w:p>
+    <w:p>
+      <w:pPr>
+        <w:ind w:left="360"/>
+      </w:pPr>
+      <w:r>
+        <w:rPr>
+          <w:i/>
+          <w:color w:val="555555"/>
+        </w:rPr>
+        <w:t xml:space="preserve">而不是 </w:t>
+      </w:r>
+      <w:r>
+        <w:rPr>
+          <w:rFonts w:ascii="Menlo" w:hAnsi="Menlo"/>
+          <w:i/>
+          <w:color w:val="555555"/>
+        </w:rPr>
+        <w:t>run_central.py</w:t>
+      </w:r>
+      <w:r>
+        <w:rPr>
+          <w:i/>
+          <w:color w:val="555555"/>
+        </w:rPr>
+        <w:t xml:space="preserve"> docstring 里那个 0.78 —— 后者是</w:t>
+      </w:r>
+      <w:r>
+        <w:rPr>
+          <w:b/>
+          <w:i/>
+          <w:color w:val="555555"/>
+        </w:rPr>
+        <w:t>集中式</w:t>
+      </w:r>
+      <w:r>
+        <w:rPr>
+          <w:i/>
+          <w:color w:val="555555"/>
+        </w:rPr>
+        <w:t>锚点，</w:t>
+      </w:r>
+    </w:p>
+    <w:p>
+      <w:pPr>
+        <w:ind w:left="360"/>
+      </w:pPr>
+      <w:r>
+        <w:rPr>
+          <w:i/>
+          <w:color w:val="555555"/>
+        </w:rPr>
+        <w:t>口径不同，不可与联邦未见中心结果并列。</w:t>
       </w:r>
     </w:p>
     <w:p>
@@ -5972,7 +6539,21 @@
     </w:p>
     <w:p>
       <w:r>
-        <w:t xml:space="preserve">  是可事先推导的（换算率 4:1 / 9:1），而 Messidor-2 阳性类的 </w:t>
+        <w:t xml:space="preserve">  是可事先推导的（</w:t>
+      </w:r>
+      <w:r>
+        <w:rPr>
+          <w:b/>
+        </w:rPr>
+        <w:t>折算口径</w:t>
+      </w:r>
+      <w:r>
+        <w:t>换算率 $d^2-1$，即 3:1 / 8:1），</w:t>
+      </w:r>
+    </w:p>
+    <w:p>
+      <w:r>
+        <w:t xml:space="preserve">  而 Messidor-2 阳性类的 </w:t>
       </w:r>
       <w:r>
         <w:rPr>
@@ -5981,12 +6562,7 @@
         <w:t>75.9%</w:t>
       </w:r>
       <w:r>
-        <w:t xml:space="preserve"> 恰好</w:t>
-      </w:r>
-    </w:p>
-    <w:p>
-      <w:r>
-        <w:t xml:space="preserve">  离 referable 阈值只有一步。”</w:t>
+        <w:t xml:space="preserve"> 恰好离 referable 阈值只有一步。”</w:t>
       </w:r>
     </w:p>
     <w:p>
@@ -5995,44 +6571,21 @@
         <w:ind w:left="360"/>
       </w:pPr>
       <w:r>
-        <w:t xml:space="preserve">✅ 可写：“本设置下该模式的量级为 </w:t>
+        <w:t xml:space="preserve">❌ </w:t>
       </w:r>
       <w:r>
         <w:rPr>
           <w:b/>
         </w:rPr>
-        <w:t>约 7 例净翻转（1.62 pp / 457）</w:t>
-      </w:r>
-      <w:r>
-        <w:t>，</w:t>
+        <w:t>不可写</w:t>
+      </w:r>
+      <w:r>
+        <w:t>：只写"换算率是 4:1 / 9:1"或只写"3:1"而不声明口径。</w:t>
       </w:r>
     </w:p>
     <w:p>
       <w:r>
-        <w:t xml:space="preserve">  小于单臂抽样 SE，在主端点上只值 </w:t>
-      </w:r>
-      <w:r>
-        <w:rPr>
-          <w:b/>
-        </w:rPr>
-        <w:t>0.0020 QWK</w:t>
-      </w:r>
-      <w:r>
-        <w:t>（本比较 $\sigma_d$ 的 7%），</w:t>
-      </w:r>
-    </w:p>
-    <w:p>
-      <w:r>
-        <w:t xml:space="preserve">  因此判定为</w:t>
-      </w:r>
-      <w:r>
-        <w:rPr>
-          <w:b/>
-        </w:rPr>
-        <w:t>未证实</w:t>
-      </w:r>
-      <w:r>
-        <w:t>；我们指定了零 GPU 成本的配对检验（§5）。”</w:t>
+        <w:t xml:space="preserve">  消除口径是 $d^2$（4 / 9），折算口径是 $d^2-1$（3 / 8）；本文的机制是折算。</w:t>
       </w:r>
     </w:p>
     <w:p>
@@ -6041,16 +6594,44 @@
         <w:ind w:left="360"/>
       </w:pPr>
       <w:r>
-        <w:t xml:space="preserve">❌ </w:t>
+        <w:t xml:space="preserve">✅ 可写：“本设置下该模式的量级为 </w:t>
       </w:r>
       <w:r>
         <w:rPr>
           <w:b/>
         </w:rPr>
-        <w:t>不可写</w:t>
-      </w:r>
-      <w:r>
-        <w:t>：“我们发现 QWK 与临床相关端点解离。” —— 7 例不支撑"发现"。</w:t>
+        <w:t>约 7 例净翻转（1.62 pp / 457）</w:t>
+      </w:r>
+      <w:r>
+        <w:t>，</w:t>
+      </w:r>
+    </w:p>
+    <w:p>
+      <w:r>
+        <w:t xml:space="preserve">  小于单臂抽样 SE，在主端点上只值 </w:t>
+      </w:r>
+      <w:r>
+        <w:rPr>
+          <w:b/>
+        </w:rPr>
+        <w:t>0.0020 QWK</w:t>
+      </w:r>
+      <w:r>
+        <w:t>（本比较 $\sigma_d$ 的 7%），</w:t>
+      </w:r>
+    </w:p>
+    <w:p>
+      <w:r>
+        <w:t xml:space="preserve">  因此判定为</w:t>
+      </w:r>
+      <w:r>
+        <w:rPr>
+          <w:b/>
+        </w:rPr>
+        <w:t>未证实</w:t>
+      </w:r>
+      <w:r>
+        <w:t>；我们指定了零 GPU 成本的配对检验（§5）。”</w:t>
       </w:r>
     </w:p>
     <w:p>
@@ -6068,12 +6649,7 @@
         <w:t>不可写</w:t>
       </w:r>
       <w:r>
-        <w:t>：“referable 敏感性的下降说明 QWK 不适合 DR 分级评测。”</w:t>
-      </w:r>
-    </w:p>
-    <w:p>
-      <w:r>
-        <w:t xml:space="preserve">  —— 这是关于世界的陈述，本数据只支持关于本实验分辨力的陈述。</w:t>
+        <w:t>：“我们发现 QWK 与临床相关端点解离。” —— 7 例不支撑"发现"。</w:t>
       </w:r>
     </w:p>
     <w:p>
@@ -6091,12 +6667,12 @@
         <w:t>不可写</w:t>
       </w:r>
       <w:r>
-        <w:t>：把 MAE / ≥2 级误判率的改善写成"改善"而把敏感性下降写成"噪声内"。</w:t>
+        <w:t>：“referable 敏感性的下降说明 QWK 不适合 DR 分级评测。”</w:t>
       </w:r>
     </w:p>
     <w:p>
       <w:r>
-        <w:t xml:space="preserve">  三个端点的证据强度完全相同（§5.3）。</w:t>
+        <w:t xml:space="preserve">  —— 这是关于世界的陈述，本数据只支持关于本实验分辨力的陈述。</w:t>
       </w:r>
     </w:p>
     <w:p>
@@ -6114,21 +6690,12 @@
         <w:t>不可写</w:t>
       </w:r>
       <w:r>
-        <w:t>：“QWK 的收益是向刻度中心收缩买来的。” —— §3 的算术不支持：</w:t>
+        <w:t>：把 MAE / ≥2 级误判率的改善写成"改善"而把敏感性下降写成"噪声内"。</w:t>
       </w:r>
     </w:p>
     <w:p>
       <w:r>
-        <w:t xml:space="preserve">  实测 MAE 改善是该通道上界的 </w:t>
-      </w:r>
-      <w:r>
-        <w:rPr>
-          <w:b/>
-        </w:rPr>
-        <w:t>2.50 倍</w:t>
-      </w:r>
-      <w:r>
-        <w:t>，60% 的改善来自别处。</w:t>
+        <w:t xml:space="preserve">  三个端点的证据强度完全相同（§5.3）。</w:t>
       </w:r>
     </w:p>
     <w:p>
@@ -6137,6 +6704,38 @@
         <w:ind w:left="360"/>
       </w:pPr>
       <w:r>
+        <w:t xml:space="preserve">❌ </w:t>
+      </w:r>
+      <w:r>
+        <w:rPr>
+          <w:b/>
+        </w:rPr>
+        <w:t>不可写</w:t>
+      </w:r>
+      <w:r>
+        <w:t>：“QWK 的收益是向刻度中心收缩买来的。” —— §3 的算术不支持：</w:t>
+      </w:r>
+    </w:p>
+    <w:p>
+      <w:r>
+        <w:t xml:space="preserve">  实测 MAE 改善是该通道上界的 </w:t>
+      </w:r>
+      <w:r>
+        <w:rPr>
+          <w:b/>
+        </w:rPr>
+        <w:t>2.50 倍</w:t>
+      </w:r>
+      <w:r>
+        <w:t>，60% 的改善来自别处。</w:t>
+      </w:r>
+    </w:p>
+    <w:p>
+      <w:pPr>
+        <w:pStyle w:val="ListBullet"/>
+        <w:ind w:left="360"/>
+      </w:pPr>
+      <w:r>
         <w:t>❌ 不可把 §2.3 的机制表当成已验证的归因；它是</w:t>
       </w:r>
       <w:r>
@@ -6167,7 +6766,7 @@
         <w:pStyle w:val="Heading2"/>
       </w:pPr>
       <w:r>
-        <w:t>8. 需要台账登记的两件事（本文不改台账）</w:t>
+        <w:t>8. 台账登记：两件事都已落地（2026-10-02 结案）</w:t>
       </w:r>
     </w:p>
     <w:p>
@@ -6182,7 +6781,12 @@
         <w:t>FedOSP_实验台账_终版_2026-09-27.md</w:t>
       </w:r>
       <w:r>
-        <w:t>，以下两条请其 owner 处理：</w:t>
+        <w:t>。此前在此登记的两条已由台账</w:t>
+      </w:r>
+    </w:p>
+    <w:p>
+      <w:r>
+        <w:t>owner 处理完毕，结果如下（并反过来改了本文 §2.1）：</w:t>
       </w:r>
     </w:p>
     <w:p>
@@ -6193,49 +6797,41 @@
         <w:rPr>
           <w:b/>
         </w:rPr>
-        <w:t>§6.3 的换算率 3:1 与 QWK 代数不符。</w:t>
-      </w:r>
-      <w:r>
-        <w:t xml:space="preserve"> 代数值是 $d^2$，即 $d=2$ → </w:t>
+        <w:t>§6.3 的换算率已结案，而且结论与本文此前的登记相反。</w:t>
+      </w:r>
+    </w:p>
+    <w:p>
+      <w:r>
+        <w:t xml:space="preserve">   3:1 在</w:t>
       </w:r>
       <w:r>
         <w:rPr>
           <w:b/>
         </w:rPr>
-        <w:t>4:1</w:t>
-      </w:r>
-      <w:r>
-        <w:t>、</w:t>
-      </w:r>
-    </w:p>
-    <w:p>
-      <w:r>
-        <w:t xml:space="preserve">   $d=3$ → </w:t>
+        <w:t>折算口径</w:t>
+      </w:r>
+      <w:r>
+        <w:t>下是</w:t>
       </w:r>
       <w:r>
         <w:rPr>
           <w:b/>
         </w:rPr>
-        <w:t>9:1</w:t>
-      </w:r>
-      <w:r>
-        <w:t>；分母反馈实测只有 −0.4%~−1.7%，不足以把 9 压到 3。</w:t>
+        <w:t>精确正确</w:t>
+      </w:r>
+      <w:r>
+        <w:t>的（$d^2-1$，$d=2$），</w:t>
       </w:r>
     </w:p>
     <w:p>
       <w:r>
-        <w:t xml:space="preserve">   §6.3 当前用这个常数解释"C1 降低远端误判而 QWK 不动"，</w:t>
-      </w:r>
-    </w:p>
-    <w:p>
-      <w:r>
-        <w:t xml:space="preserve">   在 9:1 下该段需要的邻级误判增量是原文的 3 倍，</w:t>
+        <w:t xml:space="preserve">   本文此前称它"与 QWK 代数不符"是错的 —— 代数值 $d^2$ 属于</w:t>
       </w:r>
       <w:r>
         <w:rPr>
           <w:b/>
         </w:rPr>
-        <w:t>定量结论需重算</w:t>
+        <w:t>消除口径</w:t>
       </w:r>
       <w:r>
         <w:t>。</w:t>
@@ -6243,41 +6839,64 @@
     </w:p>
     <w:p>
       <w:r>
-        <w:t xml:space="preserve">   建议同时补上 3 的来源，因为现在文中没有推导。</w:t>
+        <w:t xml:space="preserve">   §6.3 现在给出定义、推导、两种口径的常数与八格核验表（E 重算 × E 冻结），</w:t>
       </w:r>
     </w:p>
     <w:p>
       <w:r>
-        <w:t xml:space="preserve">2. </w:t>
+        <w:t xml:space="preserve">   并撤回本文此前的 5.6 / 10.5（见本文 §2.1 的三点说明）。</w:t>
+      </w:r>
+    </w:p>
+    <w:p>
+      <w:r>
+        <w:t xml:space="preserve">   §6.3 对 C1 的那句定量结论</w:t>
       </w:r>
       <w:r>
         <w:rPr>
           <w:b/>
         </w:rPr>
-        <w:t>§12.2 的零 GPU 待办清单应新增两项</w:t>
-      </w:r>
-      <w:r>
-        <w:t>：</w:t>
+        <w:t>已判定不成立</w:t>
+      </w:r>
+      <w:r>
+        <w:t>，但原因不是常数变了，而是</w:t>
       </w:r>
     </w:p>
     <w:p>
       <w:r>
-        <w:t xml:space="preserve">   （a）逐 seed 的 referable 敏感性配对分析，含 §5.3 的对称处理要求；</w:t>
+        <w:t xml:space="preserve">   "邻级误判增加了多少"这个关键输入</w:t>
+      </w:r>
+      <w:r>
+        <w:rPr>
+          <w:b/>
+        </w:rPr>
+        <w:t>全仓库从未被测过</w:t>
+      </w:r>
+      <w:r>
+        <w:t>；</w:t>
       </w:r>
     </w:p>
     <w:p>
       <w:r>
-        <w:t xml:space="preserve">   （b）逐 seed 的 $P(\!=\!1)/P(\!=\!2)/P(\!=\!3)/P(\!=\!4)$ 四格误差分布，</w:t>
+        <w:t xml:space="preserve">   而且换算率越大，原主张越难成立（它是门槛，不是预算）。</w:t>
       </w:r>
     </w:p>
     <w:p>
       <w:r>
-        <w:t xml:space="preserve">   用来判定 §3.3 的两支走哪一支。两项都已写进</w:t>
+        <w:t xml:space="preserve">   C1 的解释权已交回台账 §6.1（原型不在推理路径）与 §8（噪声底线内的精确零）。</w:t>
       </w:r>
     </w:p>
     <w:p>
       <w:r>
-        <w:t xml:space="preserve">   </w:t>
+        <w:t xml:space="preserve">2. </w:t>
+      </w:r>
+      <w:r>
+        <w:rPr>
+          <w:b/>
+        </w:rPr>
+        <w:t>§12.2 已新增两项</w:t>
+      </w:r>
+      <w:r>
+        <w:t xml:space="preserve">，均指向 </w:t>
       </w:r>
       <w:r>
         <w:rPr>
@@ -6287,7 +6906,88 @@
         <w:t>交接_P0证据链后续_2026-10-02.md</w:t>
       </w:r>
       <w:r>
-        <w:t>，但台账是主索引，应当有指针。</w:t>
+        <w:t>：</w:t>
+      </w:r>
+    </w:p>
+    <w:p>
+      <w:r>
+        <w:t xml:space="preserve">   （a）逐 seed 的 referable 敏感性配对分析，含本文 §5.3 的对称处理要求；</w:t>
+      </w:r>
+    </w:p>
+    <w:p>
+      <w:r>
+        <w:t xml:space="preserve">   （b）逐 seed 的 $P(\!=\!1)/P(\!=\!2)/P(\!=\!3)/P(\!=\!4)$ 四格误差分布，</w:t>
+      </w:r>
+    </w:p>
+    <w:p>
+      <w:r>
+        <w:t xml:space="preserve">   用来判定 §3.3 的两支走哪一支 —— 它同时就是 §6.3 重算所缺的那个输入。</w:t>
+      </w:r>
+    </w:p>
+    <w:p>
+      <w:pPr>
+        <w:ind w:left="360"/>
+      </w:pPr>
+      <w:r>
+        <w:rPr>
+          <w:i/>
+          <w:color w:val="555555"/>
+        </w:rPr>
+        <w:t xml:space="preserve">⚠️ </w:t>
+      </w:r>
+      <w:r>
+        <w:rPr>
+          <w:b/>
+          <w:i/>
+          <w:color w:val="555555"/>
+        </w:rPr>
+        <w:t>仍未处理</w:t>
+      </w:r>
+      <w:r>
+        <w:rPr>
+          <w:i/>
+          <w:color w:val="555555"/>
+        </w:rPr>
+        <w:t>：</w:t>
+      </w:r>
+      <w:r>
+        <w:rPr>
+          <w:rFonts w:ascii="Menlo" w:hAnsi="Menlo"/>
+          <w:i/>
+          <w:color w:val="555555"/>
+        </w:rPr>
+        <w:t>论文骨架_基准与阴性结果.md</w:t>
+      </w:r>
+      <w:r>
+        <w:rPr>
+          <w:i/>
+          <w:color w:val="555555"/>
+        </w:rPr>
+        <w:t xml:space="preserve"> §5.3 按旧读法写</w:t>
+      </w:r>
+    </w:p>
+    <w:p>
+      <w:pPr>
+        <w:ind w:left="360"/>
+      </w:pPr>
+      <w:r>
+        <w:rPr>
+          <w:i/>
+          <w:color w:val="555555"/>
+        </w:rPr>
+        <w:t>（"邻级增量超过了这个换算比"），且与同一文档 §5.6 的 4:1 / 9:1 不自洽。</w:t>
+      </w:r>
+    </w:p>
+    <w:p>
+      <w:pPr>
+        <w:ind w:left="360"/>
+      </w:pPr>
+      <w:r>
+        <w:rPr>
+          <w:i/>
+          <w:color w:val="555555"/>
+        </w:rPr>
+        <w:t>两处须由骨架 owner 统一到折算口径，并删掉 §5.3 的 C1 因果主张。</w:t>
       </w:r>
     </w:p>
     <w:p>
@@ -6325,7 +7025,21 @@
     </w:p>
     <w:p>
       <w:r>
-        <w:t>*机制部分不依赖台账 §6.3 的 3:1，改用 QWK 代数的 4:1 / 9:1。*</w:t>
+        <w:t>*机制部分用</w:t>
+      </w:r>
+      <w:r>
+        <w:rPr>
+          <w:b/>
+        </w:rPr>
+        <w:t>折算口径</w:t>
+      </w:r>
+      <w:r>
+        <w:t>的换算率 $d^2-1$（3:1 / 8:1），口径定义与推导见台账 §6.3。*</w:t>
+      </w:r>
+    </w:p>
+    <w:p>
+      <w:r>
+        <w:t>*§3 与 §4 的算术（以及"未证实"的判定）不依赖换算率的任何取值 —— 见 §3 开头的说明。*</w:t>
       </w:r>
     </w:p>
     <w:sectPr>

--- a/reports/分析_指标解离_2026-10-02.docx
+++ b/reports/分析_指标解离_2026-10-02.docx
@@ -6933,7 +6933,7 @@
           <w:i/>
           <w:color w:val="555555"/>
         </w:rPr>
-        <w:t xml:space="preserve">⚠️ </w:t>
+        <w:t xml:space="preserve">✅ </w:t>
       </w:r>
       <w:r>
         <w:rPr>
@@ -6941,14 +6941,14 @@
           <w:i/>
           <w:color w:val="555555"/>
         </w:rPr>
-        <w:t>仍未处理</w:t>
+        <w:t>已处理（commit `549f95b`，2026-10-02）</w:t>
       </w:r>
       <w:r>
         <w:rPr>
           <w:i/>
           <w:color w:val="555555"/>
         </w:rPr>
-        <w:t>：</w:t>
+        <w:t>：此处此前登记的是"</w:t>
       </w:r>
       <w:r>
         <w:rPr>
@@ -6958,13 +6958,6 @@
         </w:rPr>
         <w:t>论文骨架_基准与阴性结果.md</w:t>
       </w:r>
-      <w:r>
-        <w:rPr>
-          <w:i/>
-          <w:color w:val="555555"/>
-        </w:rPr>
-        <w:t xml:space="preserve"> §5.3 按旧读法写</w:t>
-      </w:r>
     </w:p>
     <w:p>
       <w:pPr>
@@ -6975,7 +6968,7 @@
           <w:i/>
           <w:color w:val="555555"/>
         </w:rPr>
-        <w:t>（"邻级增量超过了这个换算比"），且与同一文档 §5.6 的 4:1 / 9:1 不自洽。</w:t>
+        <w:t>§5.3 按旧读法写（邻级增量超过了这个换算比），且与同一文档 §5.6 的 4:1 / 9:1 不自洽，</w:t>
       </w:r>
     </w:p>
     <w:p>
@@ -6987,7 +6980,19 @@
           <w:i/>
           <w:color w:val="555555"/>
         </w:rPr>
-        <w:t>两处须由骨架 owner 统一到折算口径，并删掉 §5.3 的 C1 因果主张。</w:t>
+        <w:t>两处须由骨架 owner 统一到折算口径，并删掉 §5.3 的 C1 因果主张"。三项均已落地：</w:t>
+      </w:r>
+    </w:p>
+    <w:p>
+      <w:pPr>
+        <w:ind w:left="360"/>
+      </w:pPr>
+      <w:r>
+        <w:rPr>
+          <w:i/>
+          <w:color w:val="555555"/>
+        </w:rPr>
+        <w:t>§5.3 现在是两种口径的换算表、那条 C1 因果主张已删，§5.6 改用 3:1 / 8:1 并写明折算口径。</w:t>
       </w:r>
     </w:p>
     <w:p>
